--- a/data/exports/kcet-compounds-containing-nitrogen_revision_notes.docx
+++ b/data/exports/kcet-compounds-containing-nitrogen_revision_notes.docx
@@ -189,7 +189,7 @@
                 <w:color w:val="2D3748"/>
                 <w:sz w:val="19"/>
               </w:rPr>
-              <w:t>Kcet Compounds Containing Nitrogen - Core Application</w:t>
+              <w:t>Diazonium Salts &amp; Carbylamine Test</w:t>
             </w:r>
           </w:p>
         </w:tc>
@@ -209,7 +209,7 @@
               <w:rPr>
                 <w:sz w:val="19"/>
               </w:rPr>
-              <w:t>27 PYQs</w:t>
+              <w:t>18 PYQs</w:t>
             </w:r>
           </w:p>
         </w:tc>
@@ -230,7 +230,94 @@
                 <w:color w:val="718096"/>
                 <w:sz w:val="19"/>
               </w:rPr>
-              <w:t>General Concept</w:t>
+              <w:t>Diazonium &amp; Tests</w:t>
+            </w:r>
+          </w:p>
+        </w:tc>
+      </w:tr>
+      <w:tr>
+        <w:tc>
+          <w:tcPr>
+            <w:tcW w:type="dxa" w:w="2160"/>
+            <w:shd w:fill="FFFFFF"/>
+            <w:tcMar>
+              <w:top w:w="80" w:type="dxa"/>
+              <w:bottom w:w="80" w:type="dxa"/>
+              <w:left w:w="150" w:type="dxa"/>
+              <w:right w:w="150" w:type="dxa"/>
+            </w:tcMar>
+          </w:tcPr>
+          <w:p>
+            <w:r>
+              <w:rPr>
+                <w:b/>
+                <w:color w:val="2B6CB0"/>
+                <w:sz w:val="19"/>
+              </w:rPr>
+              <w:t>High</w:t>
+            </w:r>
+          </w:p>
+        </w:tc>
+        <w:tc>
+          <w:tcPr>
+            <w:tcW w:type="dxa" w:w="4320"/>
+            <w:shd w:fill="FFFFFF"/>
+            <w:tcMar>
+              <w:top w:w="80" w:type="dxa"/>
+              <w:bottom w:w="80" w:type="dxa"/>
+              <w:left w:w="150" w:type="dxa"/>
+              <w:right w:w="150" w:type="dxa"/>
+            </w:tcMar>
+          </w:tcPr>
+          <w:p>
+            <w:r>
+              <w:rPr>
+                <w:b/>
+                <w:color w:val="2D3748"/>
+                <w:sz w:val="19"/>
+              </w:rPr>
+              <w:t>Basicity of Amines &amp; Gabriel Phthalimide Synthesis</w:t>
+            </w:r>
+          </w:p>
+        </w:tc>
+        <w:tc>
+          <w:tcPr>
+            <w:tcW w:type="dxa" w:w="1728"/>
+            <w:shd w:fill="FFFFFF"/>
+            <w:tcMar>
+              <w:top w:w="80" w:type="dxa"/>
+              <w:bottom w:w="80" w:type="dxa"/>
+              <w:left w:w="150" w:type="dxa"/>
+              <w:right w:w="150" w:type="dxa"/>
+            </w:tcMar>
+          </w:tcPr>
+          <w:p>
+            <w:r>
+              <w:rPr>
+                <w:sz w:val="19"/>
+              </w:rPr>
+              <w:t>9 PYQs</w:t>
+            </w:r>
+          </w:p>
+        </w:tc>
+        <w:tc>
+          <w:tcPr>
+            <w:tcW w:type="dxa" w:w="1872"/>
+            <w:shd w:fill="FFFFFF"/>
+            <w:tcMar>
+              <w:top w:w="80" w:type="dxa"/>
+              <w:bottom w:w="80" w:type="dxa"/>
+              <w:left w:w="150" w:type="dxa"/>
+              <w:right w:w="150" w:type="dxa"/>
+            </w:tcMar>
+          </w:tcPr>
+          <w:p>
+            <w:r>
+              <w:rPr>
+                <w:color w:val="718096"/>
+                <w:sz w:val="19"/>
+              </w:rPr>
+              <w:t>Amine Basics</w:t>
             </w:r>
           </w:p>
         </w:tc>
@@ -311,6 +398,98 @@
           </w:p>
         </w:tc>
       </w:tr>
+      <w:tr>
+        <w:tc>
+          <w:tcPr>
+            <w:tcW w:type="dxa" w:w="3600"/>
+            <w:shd w:fill="F7FAFC"/>
+            <w:tcMar>
+              <w:top w:w="100" w:type="dxa"/>
+              <w:bottom w:w="100" w:type="dxa"/>
+              <w:left w:w="150" w:type="dxa"/>
+              <w:right w:w="150" w:type="dxa"/>
+            </w:tcMar>
+          </w:tcPr>
+          <w:p>
+            <w:r>
+              <w:rPr>
+                <w:b/>
+                <w:color w:val="1A365D"/>
+                <w:sz w:val="19"/>
+              </w:rPr>
+              <w:t>Diazonium Salts &amp; Carbylamine Test</w:t>
+            </w:r>
+          </w:p>
+        </w:tc>
+        <w:tc>
+          <w:tcPr>
+            <w:tcW w:type="dxa" w:w="6480"/>
+            <w:shd w:fill="F7FAFC"/>
+            <w:tcMar>
+              <w:top w:w="100" w:type="dxa"/>
+              <w:bottom w:w="100" w:type="dxa"/>
+              <w:left w:w="150" w:type="dxa"/>
+              <w:right w:w="150" w:type="dxa"/>
+            </w:tcMar>
+          </w:tcPr>
+          <w:p>
+            <w:r>
+              <w:rPr>
+                <w:rFonts w:ascii="Cambria Math" w:hAnsi="Cambria Math"/>
+                <w:color w:val="2D3748"/>
+                <w:sz w:val="19"/>
+              </w:rPr>
+              <w:t>\text{Diazotization: } \text{Ar-NH}_2 + \text{NaNO}_2 + 2\text{HCl} \xrightarrow{0-5^\circ\text{C}} \text{Ar-N}_2^+\text{Cl}^- + \text{NaCl} + 2\text{H}_2\text{O}</w:t>
+            </w:r>
+          </w:p>
+        </w:tc>
+      </w:tr>
+      <w:tr>
+        <w:tc>
+          <w:tcPr>
+            <w:tcW w:type="dxa" w:w="3600"/>
+            <w:shd w:fill="FFFFFF"/>
+            <w:tcMar>
+              <w:top w:w="100" w:type="dxa"/>
+              <w:bottom w:w="100" w:type="dxa"/>
+              <w:left w:w="150" w:type="dxa"/>
+              <w:right w:w="150" w:type="dxa"/>
+            </w:tcMar>
+          </w:tcPr>
+          <w:p>
+            <w:r>
+              <w:rPr>
+                <w:b/>
+                <w:color w:val="1A365D"/>
+                <w:sz w:val="19"/>
+              </w:rPr>
+              <w:t>Basicity of Amines &amp; Gabriel Phthalimide Synthesis</w:t>
+            </w:r>
+          </w:p>
+        </w:tc>
+        <w:tc>
+          <w:tcPr>
+            <w:tcW w:type="dxa" w:w="6480"/>
+            <w:shd w:fill="FFFFFF"/>
+            <w:tcMar>
+              <w:top w:w="100" w:type="dxa"/>
+              <w:bottom w:w="100" w:type="dxa"/>
+              <w:left w:w="150" w:type="dxa"/>
+              <w:right w:w="150" w:type="dxa"/>
+            </w:tcMar>
+          </w:tcPr>
+          <w:p>
+            <w:r>
+              <w:rPr>
+                <w:rFonts w:ascii="Cambria Math" w:hAnsi="Cambria Math"/>
+                <w:color w:val="2D3748"/>
+                <w:sz w:val="19"/>
+              </w:rPr>
+              <w:t>\text{Basicity in water: } (\text{CH}_3)_2\text{NH} &gt; \text{CH}_3\text{NH}_2 &gt; (\text{CH}_3)_3\text{N} &gt; \text{NH}_3 \quad (2^\circ &gt; 1^\circ &gt; 3^\circ &gt; \text{NH}_3)</w:t>
+            </w:r>
+          </w:p>
+        </w:tc>
+      </w:tr>
     </w:tbl>
     <w:p>
       <w:pPr>
@@ -338,7 +517,7 @@
           <w:color w:val="2B6CB0"/>
           <w:sz w:val="24"/>
         </w:rPr>
-        <w:t>3.1 Kcet Compounds Containing Nitrogen - Core Application (Very High Yield — 27 PYQs)</w:t>
+        <w:t>3.1 Diazonium Salts &amp; Carbylamine Test (Very High Yield — 18 PYQs)</w:t>
       </w:r>
     </w:p>
     <w:p>
@@ -353,7 +532,7 @@
         <w:rPr>
           <w:sz w:val="20"/>
         </w:rPr>
-        <w:t>Key problem pattern in Kcet Compounds Containing Nitrogen.</w:t>
+        <w:t>Preparation of benzene diazonium chloride (0-5°C), Sandmeyer/Gattermann halogenation, azo coupling dyes, and Hinsberg separation.</w:t>
       </w:r>
     </w:p>
     <w:tbl>
@@ -391,7 +570,7 @@
                 <w:color w:val="2D3748"/>
                 <w:sz w:val="19"/>
               </w:rPr>
-              <w:t>Watch for algebraic and sign errors.</w:t>
+              <w:t>Carbylamine test gives foul-smelling isocyanide ONLY with primary amines (1°); secondary and tertiary amines give NO reaction.</w:t>
             </w:r>
           </w:p>
         </w:tc>
@@ -432,7 +611,7 @@
                 <w:color w:val="2D3748"/>
                 <w:sz w:val="19"/>
               </w:rPr>
-              <w:t>Verify dimensions and boundary conditions.</w:t>
+              <w:t>Hinsberg reagent (C_6H_5SO_2Cl): 1° amine gives product soluble in KOH; 2° amine gives product insoluble in KOH; 3° amine does not react.</w:t>
             </w:r>
           </w:p>
         </w:tc>
@@ -488,6 +667,187 @@
           <w:b/>
           <w:sz w:val="18"/>
         </w:rPr>
+        <w:t xml:space="preserve">[2026 Shift] Q#3 (MCQ): </w:t>
+      </w:r>
+      <w:r>
+        <w:rPr>
+          <w:sz w:val="18"/>
+        </w:rPr>
+        <w:t xml:space="preserve">"Nitration of aniline in strong acidic medium gives significant amount of m-nitroaniline because..."  </w:t>
+      </w:r>
+      <w:r>
+        <w:rPr>
+          <w:b/>
+          <w:color w:val="2B6CB0"/>
+          <w:sz w:val="18"/>
+        </w:rPr>
+        <w:t>[Ans: B]</w:t>
+      </w:r>
+    </w:p>
+    <w:p>
+      <w:pPr>
+        <w:pStyle w:val="ListBullet"/>
+        <w:spacing w:after="40"/>
+      </w:pPr>
+      <w:r>
+        <w:rPr>
+          <w:b/>
+          <w:sz w:val="18"/>
+        </w:rPr>
+        <w:t xml:space="preserve">[2025 Shift] Q#1 (MCQ): </w:t>
+      </w:r>
+      <w:r>
+        <w:rPr>
+          <w:sz w:val="18"/>
+        </w:rPr>
+        <w:t xml:space="preserve">"Which of the following reaction/s does not yield an amine?..."  </w:t>
+      </w:r>
+      <w:r>
+        <w:rPr>
+          <w:b/>
+          <w:color w:val="2B6CB0"/>
+          <w:sz w:val="18"/>
+        </w:rPr>
+        <w:t>[Ans: N/A]</w:t>
+      </w:r>
+    </w:p>
+    <w:p>
+      <w:pPr>
+        <w:spacing w:after="120"/>
+      </w:pPr>
+    </w:p>
+    <w:p>
+      <w:pPr>
+        <w:pStyle w:val="Heading2"/>
+      </w:pPr>
+      <w:r>
+        <w:rPr>
+          <w:color w:val="2B6CB0"/>
+          <w:sz w:val="24"/>
+        </w:rPr>
+        <w:t>3.2 Basicity of Amines &amp; Gabriel Phthalimide Synthesis (High Yield — 9 PYQs)</w:t>
+      </w:r>
+    </w:p>
+    <w:p>
+      <w:r>
+        <w:rPr>
+          <w:b/>
+          <w:sz w:val="20"/>
+        </w:rPr>
+        <w:t xml:space="preserve">Core Principle: </w:t>
+      </w:r>
+      <w:r>
+        <w:rPr>
+          <w:sz w:val="20"/>
+        </w:rPr>
+        <w:t>Interplay of inductive, steric, and solvation factors on amine basicity in gas vs aqueous phases, and Hoffmann bromamide degradation.</w:t>
+      </w:r>
+    </w:p>
+    <w:tbl>
+      <w:tblPr>
+        <w:tblW w:type="auto" w:w="0"/>
+        <w:jc w:val="center"/>
+        <w:tblLook w:firstColumn="1" w:firstRow="1" w:lastColumn="0" w:lastRow="0" w:noHBand="0" w:noVBand="1" w:val="04A0"/>
+      </w:tblPr>
+      <w:tblGrid>
+        <w:gridCol w:w="10080"/>
+      </w:tblGrid>
+      <w:tr>
+        <w:tc>
+          <w:tcPr>
+            <w:tcW w:type="dxa" w:w="10080"/>
+            <w:shd w:fill="FFF5F5"/>
+            <w:tcMar>
+              <w:top w:w="100" w:type="dxa"/>
+              <w:bottom w:w="100" w:type="dxa"/>
+              <w:left w:w="150" w:type="dxa"/>
+              <w:right w:w="150" w:type="dxa"/>
+            </w:tcMar>
+          </w:tcPr>
+          <w:p>
+            <w:r>
+              <w:rPr>
+                <w:b/>
+                <w:color w:val="C53030"/>
+                <w:sz w:val="19"/>
+              </w:rPr>
+              <w:t xml:space="preserve">⚠️ Common Trap / JEE Pitfall: </w:t>
+            </w:r>
+            <w:r>
+              <w:rPr>
+                <w:color w:val="2D3748"/>
+                <w:sz w:val="19"/>
+              </w:rPr>
+              <w:t>In gas phase, basicity order is purely inductive: 3° &gt; 2° &gt; 1° &gt; NH_3. In aqueous solution, solvation and steric factors disrupt this order.</w:t>
+            </w:r>
+          </w:p>
+        </w:tc>
+      </w:tr>
+    </w:tbl>
+    <w:tbl>
+      <w:tblPr>
+        <w:tblW w:type="auto" w:w="0"/>
+        <w:jc w:val="center"/>
+        <w:tblLook w:firstColumn="1" w:firstRow="1" w:lastColumn="0" w:lastRow="0" w:noHBand="0" w:noVBand="1" w:val="04A0"/>
+      </w:tblPr>
+      <w:tblGrid>
+        <w:gridCol w:w="10080"/>
+      </w:tblGrid>
+      <w:tr>
+        <w:tc>
+          <w:tcPr>
+            <w:tcW w:type="dxa" w:w="10080"/>
+            <w:shd w:fill="F0FFF4"/>
+            <w:tcMar>
+              <w:top w:w="100" w:type="dxa"/>
+              <w:bottom w:w="100" w:type="dxa"/>
+              <w:left w:w="150" w:type="dxa"/>
+              <w:right w:w="150" w:type="dxa"/>
+            </w:tcMar>
+          </w:tcPr>
+          <w:p>
+            <w:r>
+              <w:rPr>
+                <w:b/>
+                <w:color w:val="276749"/>
+                <w:sz w:val="19"/>
+              </w:rPr>
+              <w:t xml:space="preserve">💡 Speed Hack / Trick: </w:t>
+            </w:r>
+            <w:r>
+              <w:rPr>
+                <w:color w:val="2D3748"/>
+                <w:sz w:val="19"/>
+              </w:rPr>
+              <w:t>Gabriel phthalimide synthesis yields PURE aliphatic primary amines (1°); aromatic amines cannot be prepared because aryl halides do not undergo SN2.</w:t>
+            </w:r>
+          </w:p>
+        </w:tc>
+      </w:tr>
+    </w:tbl>
+    <w:p>
+      <w:pPr>
+        <w:spacing w:before="120" w:after="40"/>
+      </w:pPr>
+      <w:r>
+        <w:rPr>
+          <w:b/>
+          <w:color w:val="1A365D"/>
+          <w:sz w:val="19"/>
+        </w:rPr>
+        <w:t>Source PYQs testing this concept:</w:t>
+      </w:r>
+    </w:p>
+    <w:p>
+      <w:pPr>
+        <w:pStyle w:val="ListBullet"/>
+        <w:spacing w:after="40"/>
+      </w:pPr>
+      <w:r>
+        <w:rPr>
+          <w:b/>
+          <w:sz w:val="18"/>
+        </w:rPr>
         <w:t xml:space="preserve">[2026 Shift] Q#2 (MCQ): </w:t>
       </w:r>
       <w:r>
@@ -515,13 +875,15 @@
           <w:b/>
           <w:sz w:val="18"/>
         </w:rPr>
-        <w:t xml:space="preserve">[2026 Shift] Q#3 (MCQ): </w:t>
+        <w:t xml:space="preserve">[2024 Shift] Q#4 (MCQ): </w:t>
       </w:r>
       <w:r>
         <w:rPr>
           <w:sz w:val="18"/>
         </w:rPr>
-        <w:t xml:space="preserve">"Nitration of aniline in strong acidic medium gives significant amount of m-nitroaniline because..."  </w:t>
+        <w:t>"In the reaction,</w:t>
+        <w:br/>
+        <w:t xml:space="preserve">Aniline → ≤ ftarrow_(Dil.HCl)^NaNO_(2)P→ ≤ ftarrow_(NaOH)^PhenolQ..."  </w:t>
       </w:r>
       <w:r>
         <w:rPr>
@@ -529,7 +891,34 @@
           <w:color w:val="2B6CB0"/>
           <w:sz w:val="18"/>
         </w:rPr>
-        <w:t>[Ans: B]</w:t>
+        <w:t>[Ans: N/A]</w:t>
+      </w:r>
+    </w:p>
+    <w:p>
+      <w:pPr>
+        <w:pStyle w:val="ListBullet"/>
+        <w:spacing w:after="40"/>
+      </w:pPr>
+      <w:r>
+        <w:rPr>
+          <w:b/>
+          <w:sz w:val="18"/>
+        </w:rPr>
+        <w:t xml:space="preserve">[2023 Shift] Q#2 (MCQ): </w:t>
+      </w:r>
+      <w:r>
+        <w:rPr>
+          <w:sz w:val="18"/>
+        </w:rPr>
+        <w:t xml:space="preserve">"Aniline does not undergo..."  </w:t>
+      </w:r>
+      <w:r>
+        <w:rPr>
+          <w:b/>
+          <w:color w:val="2B6CB0"/>
+          <w:sz w:val="18"/>
+        </w:rPr>
+        <w:t>[Ans: N/A]</w:t>
       </w:r>
     </w:p>
     <w:p>
@@ -660,6 +1049,127 @@
               <w:t>Solution Analysis:</w:t>
               <w:br/>
               <w:t>Benzene first reacts with concentrated HNO_(3) and concentrated H_(2)SO_(4) at 323-333K . This is nitration of benzene, and the product formed is nitrobenzene, marked as (A). C_(6)H_(6)\oversetConc. HNO_(3)/Conc. H_(2)SO_(4)→ ≤ ftarrowC_(6)H_(5)NO_(2)(A) Nitrobenzene (A) is then reduced using Fe/HCl . The nitro group, -NO_(2) , changes into an amino group, -NH_(2) . So the product is aniline, marked as (B). C_(6)H_(5)NO_(2)vec(→ ≤ ftarrow)C_(6)H_(5)NH_(2)(B) Aniline (B) reacts with NaNO_(2) and HCl at 273K . This reaction is called diazotization. It gives benzene diazonium chloride, marked as (C). C_(6)H_(5)NH_(2)\oversetNaNO_(2)/HCl,273K→ ≤ ftarrowC_(6)H_(5)N_(2)^+Cl^-(C) Benzene diazonium chloride (C) is treated with ethanol, C_(2)H_(5)OH . Ethanol reduces benzene diazonium chloride to benzene. During this reaction, ethanol itself gets oxidised to acetaldehyde, CH_(3)CHO . C_(6)H_(5)N_(2)^+Cl^-+CH_(3)CH_(2)OH → C_(6)H_(6)+CH_(3)CHO+N_(2)+HCl So, the organic compound D is acetaldehyde, CH_(3)CHO .</w:t>
+            </w:r>
+          </w:p>
+        </w:tc>
+      </w:tr>
+    </w:tbl>
+    <w:p>
+      <w:pPr>
+        <w:spacing w:after="120"/>
+      </w:pPr>
+    </w:p>
+    <w:p>
+      <w:pPr>
+        <w:spacing w:before="160" w:after="40"/>
+      </w:pPr>
+      <w:r>
+        <w:rPr>
+          <w:b/>
+          <w:color w:val="1A365D"/>
+          <w:sz w:val="22"/>
+        </w:rPr>
+        <w:t>Benchmark Problem 2: KCET 2026 (Q#2)</w:t>
+      </w:r>
+    </w:p>
+    <w:p>
+      <w:pPr>
+        <w:spacing w:after="80"/>
+      </w:pPr>
+      <w:r>
+        <w:rPr>
+          <w:sz w:val="20"/>
+        </w:rPr>
+        <w:t>Basic strength of alkylamines in aqueous phase is not decided by ________.</w:t>
+      </w:r>
+    </w:p>
+    <w:p>
+      <w:pPr>
+        <w:pStyle w:val="ListBullet"/>
+        <w:spacing w:after="20"/>
+      </w:pPr>
+      <w:r>
+        <w:rPr>
+          <w:sz w:val="19"/>
+        </w:rPr>
+        <w:t>(A) Inductive effect</w:t>
+      </w:r>
+    </w:p>
+    <w:p>
+      <w:pPr>
+        <w:pStyle w:val="ListBullet"/>
+        <w:spacing w:after="20"/>
+      </w:pPr>
+      <w:r>
+        <w:rPr>
+          <w:sz w:val="19"/>
+        </w:rPr>
+        <w:t>(B) Solvation effect</w:t>
+      </w:r>
+    </w:p>
+    <w:p>
+      <w:pPr>
+        <w:pStyle w:val="ListBullet"/>
+        <w:spacing w:after="20"/>
+      </w:pPr>
+      <w:r>
+        <w:rPr>
+          <w:sz w:val="19"/>
+        </w:rPr>
+        <w:t>(C) Steric hindrance</w:t>
+      </w:r>
+    </w:p>
+    <w:p>
+      <w:pPr>
+        <w:pStyle w:val="ListBullet"/>
+        <w:spacing w:after="20"/>
+      </w:pPr>
+      <w:r>
+        <w:rPr>
+          <w:sz w:val="19"/>
+        </w:rPr>
+        <w:t>(D) Hyperconjugation effect</w:t>
+      </w:r>
+    </w:p>
+    <w:tbl>
+      <w:tblPr>
+        <w:tblW w:type="auto" w:w="0"/>
+        <w:jc w:val="center"/>
+        <w:tblLook w:firstColumn="1" w:firstRow="1" w:lastColumn="0" w:lastRow="0" w:noHBand="0" w:noVBand="1" w:val="04A0"/>
+      </w:tblPr>
+      <w:tblGrid>
+        <w:gridCol w:w="10080"/>
+      </w:tblGrid>
+      <w:tr>
+        <w:tc>
+          <w:tcPr>
+            <w:tcW w:type="dxa" w:w="10080"/>
+            <w:shd w:fill="F7FAFC"/>
+            <w:tcMar>
+              <w:top w:w="100" w:type="dxa"/>
+              <w:bottom w:w="100" w:type="dxa"/>
+              <w:left w:w="150" w:type="dxa"/>
+              <w:right w:w="150" w:type="dxa"/>
+            </w:tcMar>
+          </w:tcPr>
+          <w:p>
+            <w:r>
+              <w:rPr>
+                <w:b/>
+                <w:color w:val="1A365D"/>
+                <w:sz w:val="19"/>
+              </w:rPr>
+              <w:t>Correct Answer: None</w:t>
+              <w:br/>
+            </w:r>
+            <w:r>
+              <w:rPr>
+                <w:color w:val="2D3748"/>
+                <w:sz w:val="18"/>
+              </w:rPr>
+              <w:t>Solution Analysis:</w:t>
+              <w:br/>
+              <w:t>Basic strength of alkylamines in aqueous phase is not decided by hyperconjugation effect . So, the correct option is: Option D: Hyperconjugation effect In aqueous solution, the basic strength of alkylamines mainly depends on: Inductive effect : Alkyl groups show +I effect and increase electron density on nitrogen. Solvation effect : The conjugate acid formed after accepting H^+ is stabilised by water molecules. Steric hindrance : Bulky alkyl groups can reduce proper solvation and affect basicity. But hyperconjugation is not an important factor for deciding the basic strength of alkylamines in aqueous phase.</w:t>
             </w:r>
           </w:p>
         </w:tc>

--- a/data/exports/kcet-compounds-containing-nitrogen_revision_notes.docx
+++ b/data/exports/kcet-compounds-containing-nitrogen_revision_notes.docx
@@ -13,7 +13,7 @@
           <w:color w:val="1A365D"/>
           <w:sz w:val="44"/>
         </w:rPr>
-        <w:t>JEE MAIN REVISION MASTER: COMPOUNDS CONTAINING NITROGEN 2026 3 QUESTIONS 5% WEIGHTAGE</w:t>
+        <w:t>JEE MAIN REVISION MASTER: COMPOUNDS CONTAINING NITROGEN</w:t>
       </w:r>
     </w:p>
     <w:p>
@@ -164,10 +164,10 @@
             <w:r>
               <w:rPr>
                 <w:b/>
-                <w:color w:val="C53030"/>
+                <w:color w:val="2B6CB0"/>
                 <w:sz w:val="19"/>
               </w:rPr>
-              <w:t>Very High</w:t>
+              <w:t>High</w:t>
             </w:r>
           </w:p>
         </w:tc>
@@ -189,7 +189,7 @@
                 <w:color w:val="2D3748"/>
                 <w:sz w:val="19"/>
               </w:rPr>
-              <w:t>Diazonium Salts &amp; Carbylamine Test</w:t>
+              <w:t>Basicity of Amines &amp; Gabriel Phthalimide Synthesis</w:t>
             </w:r>
           </w:p>
         </w:tc>
@@ -209,7 +209,7 @@
               <w:rPr>
                 <w:sz w:val="19"/>
               </w:rPr>
-              <w:t>18 PYQs</w:t>
+              <w:t>14 PYQs</w:t>
             </w:r>
           </w:p>
         </w:tc>
@@ -230,7 +230,7 @@
                 <w:color w:val="718096"/>
                 <w:sz w:val="19"/>
               </w:rPr>
-              <w:t>Diazonium &amp; Tests</w:t>
+              <w:t>Amine Basics</w:t>
             </w:r>
           </w:p>
         </w:tc>
@@ -276,7 +276,7 @@
                 <w:color w:val="2D3748"/>
                 <w:sz w:val="19"/>
               </w:rPr>
-              <w:t>Basicity of Amines &amp; Gabriel Phthalimide Synthesis</w:t>
+              <w:t>Diazonium Salts &amp; Carbylamine Test</w:t>
             </w:r>
           </w:p>
         </w:tc>
@@ -296,7 +296,7 @@
               <w:rPr>
                 <w:sz w:val="19"/>
               </w:rPr>
-              <w:t>9 PYQs</w:t>
+              <w:t>13 PYQs</w:t>
             </w:r>
           </w:p>
         </w:tc>
@@ -317,7 +317,7 @@
                 <w:color w:val="718096"/>
                 <w:sz w:val="19"/>
               </w:rPr>
-              <w:t>Amine Basics</w:t>
+              <w:t>Diazonium &amp; Tests</w:t>
             </w:r>
           </w:p>
         </w:tc>
@@ -417,7 +417,7 @@
                 <w:color w:val="1A365D"/>
                 <w:sz w:val="19"/>
               </w:rPr>
-              <w:t>Diazonium Salts &amp; Carbylamine Test</w:t>
+              <w:t>Basicity of Amines &amp; Gabriel Phthalimide Synthesis</w:t>
             </w:r>
           </w:p>
         </w:tc>
@@ -439,7 +439,7 @@
                 <w:color w:val="2D3748"/>
                 <w:sz w:val="19"/>
               </w:rPr>
-              <w:t>\text{Diazotization: } \text{Ar-NH}_2 + \text{NaNO}_2 + 2\text{HCl} \xrightarrow{0-5^\circ\text{C}} \text{Ar-N}_2^+\text{Cl}^- + \text{NaCl} + 2\text{H}_2\text{O}</w:t>
+              <w:t>\text{Basicity in water: } (\text{CH}_3)_2\text{NH} &gt; \text{CH}_3\text{NH}_2 &gt; (\text{CH}_3)_3\text{N} &gt; \text{NH}_3 \quad (2^\circ &gt; 1^\circ &gt; 3^\circ &gt; \text{NH}_3)</w:t>
             </w:r>
           </w:p>
         </w:tc>
@@ -463,7 +463,7 @@
                 <w:color w:val="1A365D"/>
                 <w:sz w:val="19"/>
               </w:rPr>
-              <w:t>Basicity of Amines &amp; Gabriel Phthalimide Synthesis</w:t>
+              <w:t>Diazonium Salts &amp; Carbylamine Test</w:t>
             </w:r>
           </w:p>
         </w:tc>
@@ -485,7 +485,7 @@
                 <w:color w:val="2D3748"/>
                 <w:sz w:val="19"/>
               </w:rPr>
-              <w:t>\text{Basicity in water: } (\text{CH}_3)_2\text{NH} &gt; \text{CH}_3\text{NH}_2 &gt; (\text{CH}_3)_3\text{N} &gt; \text{NH}_3 \quad (2^\circ &gt; 1^\circ &gt; 3^\circ &gt; \text{NH}_3)</w:t>
+              <w:t>\text{Diazotization: } \text{Ar-NH}_2 + \text{NaNO}_2 + 2\text{HCl} \xrightarrow{0-5^\circ\text{C}} \text{Ar-N}_2^+\text{Cl}^- + \text{NaCl} + 2\text{H}_2\text{O}</w:t>
             </w:r>
           </w:p>
         </w:tc>
@@ -517,7 +517,215 @@
           <w:color w:val="2B6CB0"/>
           <w:sz w:val="24"/>
         </w:rPr>
-        <w:t>3.1 Diazonium Salts &amp; Carbylamine Test (Very High Yield — 18 PYQs)</w:t>
+        <w:t>3.1 Basicity of Amines &amp; Gabriel Phthalimide Synthesis (High Yield — 14 PYQs)</w:t>
+      </w:r>
+    </w:p>
+    <w:p>
+      <w:r>
+        <w:rPr>
+          <w:b/>
+          <w:sz w:val="20"/>
+        </w:rPr>
+        <w:t xml:space="preserve">Core Principle: </w:t>
+      </w:r>
+      <w:r>
+        <w:rPr>
+          <w:sz w:val="20"/>
+        </w:rPr>
+        <w:t>Interplay of inductive, steric, and solvation factors on amine basicity in gas vs aqueous phases, and Hoffmann bromamide degradation.</w:t>
+      </w:r>
+    </w:p>
+    <w:tbl>
+      <w:tblPr>
+        <w:tblW w:type="auto" w:w="0"/>
+        <w:jc w:val="center"/>
+        <w:tblLook w:firstColumn="1" w:firstRow="1" w:lastColumn="0" w:lastRow="0" w:noHBand="0" w:noVBand="1" w:val="04A0"/>
+      </w:tblPr>
+      <w:tblGrid>
+        <w:gridCol w:w="10080"/>
+      </w:tblGrid>
+      <w:tr>
+        <w:tc>
+          <w:tcPr>
+            <w:tcW w:type="dxa" w:w="10080"/>
+            <w:shd w:fill="FFF5F5"/>
+            <w:tcMar>
+              <w:top w:w="100" w:type="dxa"/>
+              <w:bottom w:w="100" w:type="dxa"/>
+              <w:left w:w="150" w:type="dxa"/>
+              <w:right w:w="150" w:type="dxa"/>
+            </w:tcMar>
+          </w:tcPr>
+          <w:p>
+            <w:r>
+              <w:rPr>
+                <w:b/>
+                <w:color w:val="C53030"/>
+                <w:sz w:val="19"/>
+              </w:rPr>
+              <w:t xml:space="preserve">⚠️ Common Trap / JEE Pitfall: </w:t>
+            </w:r>
+            <w:r>
+              <w:rPr>
+                <w:color w:val="2D3748"/>
+                <w:sz w:val="19"/>
+              </w:rPr>
+              <w:t>In gas phase, basicity order is purely inductive: 3° &gt; 2° &gt; 1° &gt; NH_3. In aqueous solution, solvation and steric factors disrupt this order.</w:t>
+            </w:r>
+          </w:p>
+        </w:tc>
+      </w:tr>
+    </w:tbl>
+    <w:tbl>
+      <w:tblPr>
+        <w:tblW w:type="auto" w:w="0"/>
+        <w:jc w:val="center"/>
+        <w:tblLook w:firstColumn="1" w:firstRow="1" w:lastColumn="0" w:lastRow="0" w:noHBand="0" w:noVBand="1" w:val="04A0"/>
+      </w:tblPr>
+      <w:tblGrid>
+        <w:gridCol w:w="10080"/>
+      </w:tblGrid>
+      <w:tr>
+        <w:tc>
+          <w:tcPr>
+            <w:tcW w:type="dxa" w:w="10080"/>
+            <w:shd w:fill="F0FFF4"/>
+            <w:tcMar>
+              <w:top w:w="100" w:type="dxa"/>
+              <w:bottom w:w="100" w:type="dxa"/>
+              <w:left w:w="150" w:type="dxa"/>
+              <w:right w:w="150" w:type="dxa"/>
+            </w:tcMar>
+          </w:tcPr>
+          <w:p>
+            <w:r>
+              <w:rPr>
+                <w:b/>
+                <w:color w:val="276749"/>
+                <w:sz w:val="19"/>
+              </w:rPr>
+              <w:t xml:space="preserve">💡 Speed Hack / Trick: </w:t>
+            </w:r>
+            <w:r>
+              <w:rPr>
+                <w:color w:val="2D3748"/>
+                <w:sz w:val="19"/>
+              </w:rPr>
+              <w:t>Gabriel phthalimide synthesis yields PURE aliphatic primary amines (1°); aromatic amines cannot be prepared because aryl halides do not undergo SN2.</w:t>
+            </w:r>
+          </w:p>
+        </w:tc>
+      </w:tr>
+    </w:tbl>
+    <w:p>
+      <w:pPr>
+        <w:spacing w:before="120" w:after="40"/>
+      </w:pPr>
+      <w:r>
+        <w:rPr>
+          <w:b/>
+          <w:color w:val="1A365D"/>
+          <w:sz w:val="19"/>
+        </w:rPr>
+        <w:t>Source PYQs testing this concept:</w:t>
+      </w:r>
+    </w:p>
+    <w:p>
+      <w:pPr>
+        <w:pStyle w:val="ListBullet"/>
+        <w:spacing w:after="40"/>
+      </w:pPr>
+      <w:r>
+        <w:rPr>
+          <w:b/>
+          <w:sz w:val="18"/>
+        </w:rPr>
+        <w:t xml:space="preserve">[2026 Shift] Q#2 (MCQ): </w:t>
+      </w:r>
+      <w:r>
+        <w:rPr>
+          <w:sz w:val="18"/>
+        </w:rPr>
+        <w:t xml:space="preserve">"Basic strength of alkylamines in aqueous phase is not decided by ________...."  </w:t>
+      </w:r>
+      <w:r>
+        <w:rPr>
+          <w:b/>
+          <w:color w:val="2B6CB0"/>
+          <w:sz w:val="18"/>
+        </w:rPr>
+        <w:t>[Ans: N/A]</w:t>
+      </w:r>
+    </w:p>
+    <w:p>
+      <w:pPr>
+        <w:pStyle w:val="ListBullet"/>
+        <w:spacing w:after="40"/>
+      </w:pPr>
+      <w:r>
+        <w:rPr>
+          <w:b/>
+          <w:sz w:val="18"/>
+        </w:rPr>
+        <w:t xml:space="preserve">[2025 Shift] Q#1 (MCQ): </w:t>
+      </w:r>
+      <w:r>
+        <w:rPr>
+          <w:sz w:val="18"/>
+        </w:rPr>
+        <w:t xml:space="preserve">"Which of the following reaction/s does not yield an amine?..."  </w:t>
+      </w:r>
+      <w:r>
+        <w:rPr>
+          <w:b/>
+          <w:color w:val="2B6CB0"/>
+          <w:sz w:val="18"/>
+        </w:rPr>
+        <w:t>[Ans: N/A]</w:t>
+      </w:r>
+    </w:p>
+    <w:p>
+      <w:pPr>
+        <w:pStyle w:val="ListBullet"/>
+        <w:spacing w:after="40"/>
+      </w:pPr>
+      <w:r>
+        <w:rPr>
+          <w:b/>
+          <w:sz w:val="18"/>
+        </w:rPr>
+        <w:t xml:space="preserve">[2024 Shift] Q#3 (MCQ): </w:t>
+      </w:r>
+      <w:r>
+        <w:rPr>
+          <w:sz w:val="18"/>
+        </w:rPr>
+        <w:t xml:space="preserve">"Biologically active adrenaline and ephedrine used to increase blood pressure contain..."  </w:t>
+      </w:r>
+      <w:r>
+        <w:rPr>
+          <w:b/>
+          <w:color w:val="2B6CB0"/>
+          <w:sz w:val="18"/>
+        </w:rPr>
+        <w:t>[Ans: N/A]</w:t>
+      </w:r>
+    </w:p>
+    <w:p>
+      <w:pPr>
+        <w:spacing w:after="120"/>
+      </w:pPr>
+    </w:p>
+    <w:p>
+      <w:pPr>
+        <w:pStyle w:val="Heading2"/>
+      </w:pPr>
+      <w:r>
+        <w:rPr>
+          <w:color w:val="2B6CB0"/>
+          <w:sz w:val="24"/>
+        </w:rPr>
+        <w:t>3.2 Diazonium Salts &amp; Carbylamine Test (High Yield — 13 PYQs)</w:t>
       </w:r>
     </w:p>
     <w:p>
@@ -694,223 +902,13 @@
           <w:b/>
           <w:sz w:val="18"/>
         </w:rPr>
-        <w:t xml:space="preserve">[2025 Shift] Q#1 (MCQ): </w:t>
+        <w:t xml:space="preserve">[2025 Shift] Q#2 (MCQ): </w:t>
       </w:r>
       <w:r>
         <w:rPr>
           <w:sz w:val="18"/>
         </w:rPr>
-        <w:t xml:space="preserve">"Which of the following reaction/s does not yield an amine?..."  </w:t>
-      </w:r>
-      <w:r>
-        <w:rPr>
-          <w:b/>
-          <w:color w:val="2B6CB0"/>
-          <w:sz w:val="18"/>
-        </w:rPr>
-        <w:t>[Ans: N/A]</w:t>
-      </w:r>
-    </w:p>
-    <w:p>
-      <w:pPr>
-        <w:spacing w:after="120"/>
-      </w:pPr>
-    </w:p>
-    <w:p>
-      <w:pPr>
-        <w:pStyle w:val="Heading2"/>
-      </w:pPr>
-      <w:r>
-        <w:rPr>
-          <w:color w:val="2B6CB0"/>
-          <w:sz w:val="24"/>
-        </w:rPr>
-        <w:t>3.2 Basicity of Amines &amp; Gabriel Phthalimide Synthesis (High Yield — 9 PYQs)</w:t>
-      </w:r>
-    </w:p>
-    <w:p>
-      <w:r>
-        <w:rPr>
-          <w:b/>
-          <w:sz w:val="20"/>
-        </w:rPr>
-        <w:t xml:space="preserve">Core Principle: </w:t>
-      </w:r>
-      <w:r>
-        <w:rPr>
-          <w:sz w:val="20"/>
-        </w:rPr>
-        <w:t>Interplay of inductive, steric, and solvation factors on amine basicity in gas vs aqueous phases, and Hoffmann bromamide degradation.</w:t>
-      </w:r>
-    </w:p>
-    <w:tbl>
-      <w:tblPr>
-        <w:tblW w:type="auto" w:w="0"/>
-        <w:jc w:val="center"/>
-        <w:tblLook w:firstColumn="1" w:firstRow="1" w:lastColumn="0" w:lastRow="0" w:noHBand="0" w:noVBand="1" w:val="04A0"/>
-      </w:tblPr>
-      <w:tblGrid>
-        <w:gridCol w:w="10080"/>
-      </w:tblGrid>
-      <w:tr>
-        <w:tc>
-          <w:tcPr>
-            <w:tcW w:type="dxa" w:w="10080"/>
-            <w:shd w:fill="FFF5F5"/>
-            <w:tcMar>
-              <w:top w:w="100" w:type="dxa"/>
-              <w:bottom w:w="100" w:type="dxa"/>
-              <w:left w:w="150" w:type="dxa"/>
-              <w:right w:w="150" w:type="dxa"/>
-            </w:tcMar>
-          </w:tcPr>
-          <w:p>
-            <w:r>
-              <w:rPr>
-                <w:b/>
-                <w:color w:val="C53030"/>
-                <w:sz w:val="19"/>
-              </w:rPr>
-              <w:t xml:space="preserve">⚠️ Common Trap / JEE Pitfall: </w:t>
-            </w:r>
-            <w:r>
-              <w:rPr>
-                <w:color w:val="2D3748"/>
-                <w:sz w:val="19"/>
-              </w:rPr>
-              <w:t>In gas phase, basicity order is purely inductive: 3° &gt; 2° &gt; 1° &gt; NH_3. In aqueous solution, solvation and steric factors disrupt this order.</w:t>
-            </w:r>
-          </w:p>
-        </w:tc>
-      </w:tr>
-    </w:tbl>
-    <w:tbl>
-      <w:tblPr>
-        <w:tblW w:type="auto" w:w="0"/>
-        <w:jc w:val="center"/>
-        <w:tblLook w:firstColumn="1" w:firstRow="1" w:lastColumn="0" w:lastRow="0" w:noHBand="0" w:noVBand="1" w:val="04A0"/>
-      </w:tblPr>
-      <w:tblGrid>
-        <w:gridCol w:w="10080"/>
-      </w:tblGrid>
-      <w:tr>
-        <w:tc>
-          <w:tcPr>
-            <w:tcW w:type="dxa" w:w="10080"/>
-            <w:shd w:fill="F0FFF4"/>
-            <w:tcMar>
-              <w:top w:w="100" w:type="dxa"/>
-              <w:bottom w:w="100" w:type="dxa"/>
-              <w:left w:w="150" w:type="dxa"/>
-              <w:right w:w="150" w:type="dxa"/>
-            </w:tcMar>
-          </w:tcPr>
-          <w:p>
-            <w:r>
-              <w:rPr>
-                <w:b/>
-                <w:color w:val="276749"/>
-                <w:sz w:val="19"/>
-              </w:rPr>
-              <w:t xml:space="preserve">💡 Speed Hack / Trick: </w:t>
-            </w:r>
-            <w:r>
-              <w:rPr>
-                <w:color w:val="2D3748"/>
-                <w:sz w:val="19"/>
-              </w:rPr>
-              <w:t>Gabriel phthalimide synthesis yields PURE aliphatic primary amines (1°); aromatic amines cannot be prepared because aryl halides do not undergo SN2.</w:t>
-            </w:r>
-          </w:p>
-        </w:tc>
-      </w:tr>
-    </w:tbl>
-    <w:p>
-      <w:pPr>
-        <w:spacing w:before="120" w:after="40"/>
-      </w:pPr>
-      <w:r>
-        <w:rPr>
-          <w:b/>
-          <w:color w:val="1A365D"/>
-          <w:sz w:val="19"/>
-        </w:rPr>
-        <w:t>Source PYQs testing this concept:</w:t>
-      </w:r>
-    </w:p>
-    <w:p>
-      <w:pPr>
-        <w:pStyle w:val="ListBullet"/>
-        <w:spacing w:after="40"/>
-      </w:pPr>
-      <w:r>
-        <w:rPr>
-          <w:b/>
-          <w:sz w:val="18"/>
-        </w:rPr>
-        <w:t xml:space="preserve">[2026 Shift] Q#2 (MCQ): </w:t>
-      </w:r>
-      <w:r>
-        <w:rPr>
-          <w:sz w:val="18"/>
-        </w:rPr>
-        <w:t xml:space="preserve">"Basic strength of alkylamines in aqueous phase is not decided by ________...."  </w:t>
-      </w:r>
-      <w:r>
-        <w:rPr>
-          <w:b/>
-          <w:color w:val="2B6CB0"/>
-          <w:sz w:val="18"/>
-        </w:rPr>
-        <w:t>[Ans: N/A]</w:t>
-      </w:r>
-    </w:p>
-    <w:p>
-      <w:pPr>
-        <w:pStyle w:val="ListBullet"/>
-        <w:spacing w:after="40"/>
-      </w:pPr>
-      <w:r>
-        <w:rPr>
-          <w:b/>
-          <w:sz w:val="18"/>
-        </w:rPr>
-        <w:t xml:space="preserve">[2024 Shift] Q#4 (MCQ): </w:t>
-      </w:r>
-      <w:r>
-        <w:rPr>
-          <w:sz w:val="18"/>
-        </w:rPr>
-        <w:t>"In the reaction,</w:t>
-        <w:br/>
-        <w:t xml:space="preserve">Aniline → ≤ ftarrow_(Dil.HCl)^NaNO_(2)P→ ≤ ftarrow_(NaOH)^PhenolQ..."  </w:t>
-      </w:r>
-      <w:r>
-        <w:rPr>
-          <w:b/>
-          <w:color w:val="2B6CB0"/>
-          <w:sz w:val="18"/>
-        </w:rPr>
-        <w:t>[Ans: N/A]</w:t>
-      </w:r>
-    </w:p>
-    <w:p>
-      <w:pPr>
-        <w:pStyle w:val="ListBullet"/>
-        <w:spacing w:after="40"/>
-      </w:pPr>
-      <w:r>
-        <w:rPr>
-          <w:b/>
-          <w:sz w:val="18"/>
-        </w:rPr>
-        <w:t xml:space="preserve">[2023 Shift] Q#2 (MCQ): </w:t>
-      </w:r>
-      <w:r>
-        <w:rPr>
-          <w:sz w:val="18"/>
-        </w:rPr>
-        <w:t xml:space="preserve">"Aniline does not undergo..."  </w:t>
+        <w:t xml:space="preserve">"Match the compounds given in List - I with the items given in List - II. List - I List - II (I) Benzenesulphonyl Chloride (a) Zwitt..."  </w:t>
       </w:r>
       <w:r>
         <w:rPr>

--- a/data/exports/kcet-compounds-containing-nitrogen_revision_notes.docx
+++ b/data/exports/kcet-compounds-containing-nitrogen_revision_notes.docx
@@ -164,10 +164,10 @@
             <w:r>
               <w:rPr>
                 <w:b/>
-                <w:color w:val="2B6CB0"/>
+                <w:color w:val="C53030"/>
                 <w:sz w:val="19"/>
               </w:rPr>
-              <w:t>High</w:t>
+              <w:t>Very High</w:t>
             </w:r>
           </w:p>
         </w:tc>
@@ -189,7 +189,7 @@
                 <w:color w:val="2D3748"/>
                 <w:sz w:val="19"/>
               </w:rPr>
-              <w:t>Basicity of Amines &amp; Gabriel Phthalimide Synthesis</w:t>
+              <w:t>Basicity of Amines &amp; Hoffmann Bromamide Degradation</w:t>
             </w:r>
           </w:p>
         </w:tc>
@@ -209,7 +209,7 @@
               <w:rPr>
                 <w:sz w:val="19"/>
               </w:rPr>
-              <w:t>14 PYQs</w:t>
+              <w:t>16 PYQs</w:t>
             </w:r>
           </w:p>
         </w:tc>
@@ -230,7 +230,7 @@
                 <w:color w:val="718096"/>
                 <w:sz w:val="19"/>
               </w:rPr>
-              <w:t>Amine Basics</w:t>
+              <w:t>Amine Reactions</w:t>
             </w:r>
           </w:p>
         </w:tc>
@@ -276,7 +276,7 @@
                 <w:color w:val="2D3748"/>
                 <w:sz w:val="19"/>
               </w:rPr>
-              <w:t>Diazonium Salts &amp; Carbylamine Test</w:t>
+              <w:t>Diazonium Salts &amp; Coupling Reactions</w:t>
             </w:r>
           </w:p>
         </w:tc>
@@ -296,7 +296,7 @@
               <w:rPr>
                 <w:sz w:val="19"/>
               </w:rPr>
-              <w:t>13 PYQs</w:t>
+              <w:t>11 PYQs</w:t>
             </w:r>
           </w:p>
         </w:tc>
@@ -317,7 +317,7 @@
                 <w:color w:val="718096"/>
                 <w:sz w:val="19"/>
               </w:rPr>
-              <w:t>Diazonium &amp; Tests</w:t>
+              <w:t>Diazonium Chemistry</w:t>
             </w:r>
           </w:p>
         </w:tc>
@@ -417,7 +417,7 @@
                 <w:color w:val="1A365D"/>
                 <w:sz w:val="19"/>
               </w:rPr>
-              <w:t>Basicity of Amines &amp; Gabriel Phthalimide Synthesis</w:t>
+              <w:t>Basicity of Amines &amp; Hoffmann Bromamide Degradation</w:t>
             </w:r>
           </w:p>
         </w:tc>
@@ -439,7 +439,7 @@
                 <w:color w:val="2D3748"/>
                 <w:sz w:val="19"/>
               </w:rPr>
-              <w:t>\text{Basicity in water: } (\text{CH}_3)_2\text{NH} &gt; \text{CH}_3\text{NH}_2 &gt; (\text{CH}_3)_3\text{N} &gt; \text{NH}_3 \quad (2^\circ &gt; 1^\circ &gt; 3^\circ &gt; \text{NH}_3)</w:t>
+              <w:t>\text{Hoffmann: } \text{R-CONH}_2 \xrightarrow{\text{Br}_2 / 4\text{NaOH}} \text{R-NH}_2 \ (\text{Degradation by 1 Carbon})</w:t>
             </w:r>
           </w:p>
         </w:tc>
@@ -463,7 +463,7 @@
                 <w:color w:val="1A365D"/>
                 <w:sz w:val="19"/>
               </w:rPr>
-              <w:t>Diazonium Salts &amp; Carbylamine Test</w:t>
+              <w:t>Diazonium Salts &amp; Coupling Reactions</w:t>
             </w:r>
           </w:p>
         </w:tc>
@@ -485,7 +485,7 @@
                 <w:color w:val="2D3748"/>
                 <w:sz w:val="19"/>
               </w:rPr>
-              <w:t>\text{Diazotization: } \text{Ar-NH}_2 + \text{NaNO}_2 + 2\text{HCl} \xrightarrow{0-5^\circ\text{C}} \text{Ar-N}_2^+\text{Cl}^- + \text{NaCl} + 2\text{H}_2\text{O}</w:t>
+              <w:t>\text{Sandmeyer: } \text{ArN}_2^+\text{Cl}^- \xrightarrow{\text{Cu}_2\text{Cl}_2/\text{HCl}} \text{Ar-Cl} + \text{N}_2, \quad \text{Coupling with Phenol} \to \text{p-hydroxyazobenzene (Orange Dye)}</w:t>
             </w:r>
           </w:p>
         </w:tc>
@@ -517,7 +517,7 @@
           <w:color w:val="2B6CB0"/>
           <w:sz w:val="24"/>
         </w:rPr>
-        <w:t>3.1 Basicity of Amines &amp; Gabriel Phthalimide Synthesis (High Yield — 14 PYQs)</w:t>
+        <w:t>3.1 Basicity of Amines &amp; Hoffmann Bromamide Degradation (Very High Yield — 16 PYQs)</w:t>
       </w:r>
     </w:p>
     <w:p>
@@ -532,7 +532,7 @@
         <w:rPr>
           <w:sz w:val="20"/>
         </w:rPr>
-        <w:t>Interplay of inductive, steric, and solvation factors on amine basicity in gas vs aqueous phases, and Hoffmann bromamide degradation.</w:t>
+        <w:t>Hoffmann bromamide reaction converts primary amides to primary amines with ONE FEWER carbon atom: R-CONH_2 + Br_2 + 4NaOH \to R-NH_2 + Na_2CO_3 + 2NaBr + 2H_2O. Carbylamine test: 1° amines heated with CHCl_3 + alc. KOH produce extremely foul-smelling isocyanides (R-NC). Hinsberg's test (benzenesulphonyl chloride C_6H_5SO_2Cl) distinguishes 1°, 2°, 3° amines.</w:t>
       </w:r>
     </w:p>
     <w:tbl>
@@ -570,7 +570,7 @@
                 <w:color w:val="2D3748"/>
                 <w:sz w:val="19"/>
               </w:rPr>
-              <w:t>In gas phase, basicity order is purely inductive: 3° &gt; 2° &gt; 1° &gt; NH_3. In aqueous solution, solvation and steric factors disrupt this order.</w:t>
+              <w:t>Carbylamine test is given ONLY by primary (1°) amines (both aliphatic and aromatic); 2° and 3° amines do NOT respond.</w:t>
             </w:r>
           </w:p>
         </w:tc>
@@ -611,7 +611,7 @@
                 <w:color w:val="2D3748"/>
                 <w:sz w:val="19"/>
               </w:rPr>
-              <w:t>Gabriel phthalimide synthesis yields PURE aliphatic primary amines (1°); aromatic amines cannot be prepared because aryl halides do not undergo SN2.</w:t>
+              <w:t>Basicity order in aqueous medium: For ethyl group: 2° &gt; 3° &gt; 1° &gt; NH_3 (231); for methyl group: 2° &gt; 1° &gt; 3° &gt; NH_3 (213).</w:t>
             </w:r>
           </w:p>
         </w:tc>
@@ -694,13 +694,13 @@
           <w:b/>
           <w:sz w:val="18"/>
         </w:rPr>
-        <w:t xml:space="preserve">[2024 Shift] Q#3 (MCQ): </w:t>
+        <w:t xml:space="preserve">[2025 Shift] Q#2 (MCQ): </w:t>
       </w:r>
       <w:r>
         <w:rPr>
           <w:sz w:val="18"/>
         </w:rPr>
-        <w:t xml:space="preserve">"Biologically active adrenaline and ephedrine used to increase blood pressure contain..."  </w:t>
+        <w:t xml:space="preserve">"Match the compounds given in List - I with the items given in List - II. List - I List - II (I) Benzenesulphonyl Chloride (a) Zwitt..."  </w:t>
       </w:r>
       <w:r>
         <w:rPr>
@@ -725,7 +725,7 @@
           <w:color w:val="2B6CB0"/>
           <w:sz w:val="24"/>
         </w:rPr>
-        <w:t>3.2 Diazonium Salts &amp; Carbylamine Test (High Yield — 13 PYQs)</w:t>
+        <w:t>3.2 Diazonium Salts &amp; Coupling Reactions (High Yield — 11 PYQs)</w:t>
       </w:r>
     </w:p>
     <w:p>
@@ -740,7 +740,7 @@
         <w:rPr>
           <w:sz w:val="20"/>
         </w:rPr>
-        <w:t>Preparation of benzene diazonium chloride (0-5°C), Sandmeyer/Gattermann halogenation, azo coupling dyes, and Hinsberg separation.</w:t>
+        <w:t>Diazotization: Aniline reacts with NaNO_2 + HCl at 0-5°C (273-278 K) to form benzene diazonium chloride. Sandmeyer reaction uses Cu_2X_2 / HX to yield haloarenes; Gattermann reaction uses Cu / HX. Azo coupling: Diazonium salt couples with phenol in weakly alkaline medium to give orange dye (p-hydroxyazobenzene); with aniline in weakly acidic medium to give yellow dye (p-aminoazobenzene).</w:t>
       </w:r>
     </w:p>
     <w:tbl>
@@ -778,7 +778,7 @@
                 <w:color w:val="2D3748"/>
                 <w:sz w:val="19"/>
               </w:rPr>
-              <w:t>Carbylamine test gives foul-smelling isocyanide ONLY with primary amines (1°); secondary and tertiary amines give NO reaction.</w:t>
+              <w:t>Diazonium salts must be prepared and kept cold at 0-5°C; on warming with water, benzene diazonium chloride hydrolyzes immediately into PHENOL and nitrogen gas!</w:t>
             </w:r>
           </w:p>
         </w:tc>
@@ -819,7 +819,7 @@
                 <w:color w:val="2D3748"/>
                 <w:sz w:val="19"/>
               </w:rPr>
-              <w:t>Hinsberg reagent (C_6H_5SO_2Cl): 1° amine gives product soluble in KOH; 2° amine gives product insoluble in KOH; 3° amine does not react.</w:t>
+              <w:t>Treatment of C_6H_5N_2^+Cl^- with H_3PO_2 (hypophosphorous acid) or CH_3CH_2OH reduces it cleanly to BENZENE.</w:t>
             </w:r>
           </w:p>
         </w:tc>
@@ -902,13 +902,15 @@
           <w:b/>
           <w:sz w:val="18"/>
         </w:rPr>
-        <w:t xml:space="preserve">[2025 Shift] Q#2 (MCQ): </w:t>
+        <w:t xml:space="preserve">[2024 Shift] Q#4 (MCQ): </w:t>
       </w:r>
       <w:r>
         <w:rPr>
           <w:sz w:val="18"/>
         </w:rPr>
-        <w:t xml:space="preserve">"Match the compounds given in List - I with the items given in List - II. List - I List - II (I) Benzenesulphonyl Chloride (a) Zwitt..."  </w:t>
+        <w:t>"In the reaction,</w:t>
+        <w:br/>
+        <w:t xml:space="preserve">Aniline → ≤ ftarrow_(Dil.HCl)^NaNO_(2)P→ ≤ ftarrow_(NaOH)^PhenolQ..."  </w:t>
       </w:r>
       <w:r>
         <w:rPr>
